--- a/sichuan/bazhong/pingchang/烧袱子格式模板之与母亲-简体中文.docx
+++ b/sichuan/bazhong/pingchang/烧袱子格式模板之与母亲-简体中文.docx
@@ -1,6 +1,6 @@
 
 <file path=word/document.xml><?xml version="1.0" encoding="utf-8"?>
-<w:document xmlns:wpc="http://schemas.microsoft.com/office/word/2010/wordprocessingCanvas" xmlns:mc="http://schemas.openxmlformats.org/markup-compatibility/2006" xmlns:o="urn:schemas-microsoft-com:office:office" xmlns:r="http://schemas.openxmlformats.org/officeDocument/2006/relationships" xmlns:m="http://schemas.openxmlformats.org/officeDocument/2006/math" xmlns:v="urn:schemas-microsoft-com:vml" xmlns:wp14="http://schemas.microsoft.com/office/word/2010/wordprocessingDrawing" xmlns:wp="http://schemas.openxmlformats.org/drawingml/2006/wordprocessingDrawing" xmlns:w="http://schemas.openxmlformats.org/wordprocessingml/2006/main" xmlns:w14="http://schemas.microsoft.com/office/word/2010/wordml" xmlns:w10="urn:schemas-microsoft-com:office:word" xmlns:w15="http://schemas.microsoft.com/office/word/2012/wordml" xmlns:wpg="http://schemas.microsoft.com/office/word/2010/wordprocessingGroup" xmlns:wpi="http://schemas.microsoft.com/office/word/2010/wordprocessingInk" xmlns:wne="http://schemas.microsoft.com/office/word/2006/wordml" xmlns:wps="http://schemas.microsoft.com/office/word/2010/wordprocessingShape" xmlns:wpsCustomData="http://www.wps.cn/officeDocument/2013/wpsCustomData" mc:Ignorable="w14 w15 wp14">
+<w:document xmlns:wpc="http://schemas.microsoft.com/office/word/2010/wordprocessingCanvas" xmlns:cx="http://schemas.microsoft.com/office/drawing/2014/chartex" xmlns:cx1="http://schemas.microsoft.com/office/drawing/2015/9/8/chartex" xmlns:cx2="http://schemas.microsoft.com/office/drawing/2015/10/21/chartex" xmlns:cx3="http://schemas.microsoft.com/office/drawing/2016/5/9/chartex" xmlns:cx4="http://schemas.microsoft.com/office/drawing/2016/5/10/chartex" xmlns:cx5="http://schemas.microsoft.com/office/drawing/2016/5/11/chartex" xmlns:cx6="http://schemas.microsoft.com/office/drawing/2016/5/12/chartex" xmlns:cx7="http://schemas.microsoft.com/office/drawing/2016/5/13/chartex" xmlns:cx8="http://schemas.microsoft.com/office/drawing/2016/5/14/chartex" xmlns:mc="http://schemas.openxmlformats.org/markup-compatibility/2006" xmlns:o="urn:schemas-microsoft-com:office:office" xmlns:r="http://schemas.openxmlformats.org/officeDocument/2006/relationships" xmlns:m="http://schemas.openxmlformats.org/officeDocument/2006/math" xmlns:v="urn:schemas-microsoft-com:vml" xmlns:wp14="http://schemas.microsoft.com/office/word/2010/wordprocessingDrawing" xmlns:wp="http://schemas.openxmlformats.org/drawingml/2006/wordprocessingDrawing" xmlns:w="http://schemas.openxmlformats.org/wordprocessingml/2006/main" xmlns:w14="http://schemas.microsoft.com/office/word/2010/wordml" xmlns:w10="urn:schemas-microsoft-com:office:word" xmlns:w15="http://schemas.microsoft.com/office/word/2012/wordml" xmlns:wpg="http://schemas.microsoft.com/office/word/2010/wordprocessingGroup" xmlns:wpi="http://schemas.microsoft.com/office/word/2010/wordprocessingInk" xmlns:wne="http://schemas.microsoft.com/office/word/2006/wordml" xmlns:wps="http://schemas.microsoft.com/office/word/2010/wordprocessingShape" xmlns:wpsCustomData="http://www.wps.cn/officeDocument/2013/wpsCustomData" mc:Ignorable="w14 w15 wp14">
   <w:body>
     <w:p>
       <w:bookmarkStart w:id="0" w:name="_GoBack"/>
@@ -192,7 +192,7 @@
                           </w:p>
                           <w:p>
                             <w:pPr>
-                              <w:ind w:firstLine="7480" w:firstLineChars="1700"/>
+                              <w:ind w:firstLine="7920" w:firstLineChars="1800"/>
                               <w:rPr>
                                 <w:rFonts w:hint="default" w:ascii="楷体" w:hAnsi="楷体" w:eastAsia="楷体" w:cs="楷体"/>
                                 <w:sz w:val="44"/>
@@ -207,34 +207,14 @@
                                 <w:szCs w:val="44"/>
                                 <w:lang w:val="en-US" w:eastAsia="zh-CN"/>
                               </w:rPr>
-                              <w:t>男 &lt;儿姓名&gt;</w:t>
-                            </w:r>
-                          </w:p>
-                          <w:p>
-                            <w:pPr>
-                              <w:ind w:firstLine="7040" w:firstLineChars="1600"/>
-                              <w:rPr>
-                                <w:rFonts w:hint="eastAsia" w:ascii="楷体" w:hAnsi="楷体" w:eastAsia="楷体" w:cs="楷体"/>
-                                <w:sz w:val="44"/>
-                                <w:szCs w:val="44"/>
-                                <w:lang w:val="en-US" w:eastAsia="zh-CN"/>
-                              </w:rPr>
-                            </w:pPr>
-                            <w:r>
-                              <w:rPr>
-                                <w:rFonts w:hint="eastAsia" w:ascii="楷体" w:hAnsi="楷体" w:eastAsia="楷体" w:cs="楷体"/>
-                                <w:sz w:val="44"/>
-                                <w:szCs w:val="44"/>
-                                <w:lang w:val="en-US" w:eastAsia="zh-CN"/>
-                              </w:rPr>
-                              <w:t>祀            跪叩</w:t>
+                              <w:t>男 &lt;祭祀夫姓名&gt;</w:t>
                             </w:r>
                           </w:p>
                           <w:p>
                             <w:pPr>
                               <w:ind w:firstLine="7480" w:firstLineChars="1700"/>
                               <w:rPr>
-                                <w:rFonts w:hint="default" w:ascii="楷体" w:hAnsi="楷体" w:eastAsia="楷体" w:cs="楷体"/>
+                                <w:rFonts w:hint="eastAsia" w:ascii="楷体" w:hAnsi="楷体" w:eastAsia="楷体" w:cs="楷体"/>
                                 <w:sz w:val="44"/>
                                 <w:szCs w:val="44"/>
                                 <w:lang w:val="en-US" w:eastAsia="zh-CN"/>
@@ -247,7 +227,27 @@
                                 <w:szCs w:val="44"/>
                                 <w:lang w:val="en-US" w:eastAsia="zh-CN"/>
                               </w:rPr>
-                              <w:t>媳 &lt;媳姓名&gt;</w:t>
+                              <w:t>祀               跪叩</w:t>
+                            </w:r>
+                          </w:p>
+                          <w:p>
+                            <w:pPr>
+                              <w:ind w:firstLine="7920" w:firstLineChars="1800"/>
+                              <w:rPr>
+                                <w:rFonts w:hint="default" w:ascii="楷体" w:hAnsi="楷体" w:eastAsia="楷体" w:cs="楷体"/>
+                                <w:sz w:val="44"/>
+                                <w:szCs w:val="44"/>
+                                <w:lang w:val="en-US" w:eastAsia="zh-CN"/>
+                              </w:rPr>
+                            </w:pPr>
+                            <w:r>
+                              <w:rPr>
+                                <w:rFonts w:hint="eastAsia" w:ascii="楷体" w:hAnsi="楷体" w:eastAsia="楷体" w:cs="楷体"/>
+                                <w:sz w:val="44"/>
+                                <w:szCs w:val="44"/>
+                                <w:lang w:val="en-US" w:eastAsia="zh-CN"/>
+                              </w:rPr>
+                              <w:t>媳 &lt;祭祀妻姓名&gt;</w:t>
                             </w:r>
                           </w:p>
                           <w:p>
@@ -420,7 +420,7 @@
                     </w:p>
                     <w:p>
                       <w:pPr>
-                        <w:ind w:firstLine="7480" w:firstLineChars="1700"/>
+                        <w:ind w:firstLine="7920" w:firstLineChars="1800"/>
                         <w:rPr>
                           <w:rFonts w:hint="default" w:ascii="楷体" w:hAnsi="楷体" w:eastAsia="楷体" w:cs="楷体"/>
                           <w:sz w:val="44"/>
@@ -435,34 +435,14 @@
                           <w:szCs w:val="44"/>
                           <w:lang w:val="en-US" w:eastAsia="zh-CN"/>
                         </w:rPr>
-                        <w:t>男 &lt;儿姓名&gt;</w:t>
-                      </w:r>
-                    </w:p>
-                    <w:p>
-                      <w:pPr>
-                        <w:ind w:firstLine="7040" w:firstLineChars="1600"/>
-                        <w:rPr>
-                          <w:rFonts w:hint="eastAsia" w:ascii="楷体" w:hAnsi="楷体" w:eastAsia="楷体" w:cs="楷体"/>
-                          <w:sz w:val="44"/>
-                          <w:szCs w:val="44"/>
-                          <w:lang w:val="en-US" w:eastAsia="zh-CN"/>
-                        </w:rPr>
-                      </w:pPr>
-                      <w:r>
-                        <w:rPr>
-                          <w:rFonts w:hint="eastAsia" w:ascii="楷体" w:hAnsi="楷体" w:eastAsia="楷体" w:cs="楷体"/>
-                          <w:sz w:val="44"/>
-                          <w:szCs w:val="44"/>
-                          <w:lang w:val="en-US" w:eastAsia="zh-CN"/>
-                        </w:rPr>
-                        <w:t>祀            跪叩</w:t>
+                        <w:t>男 &lt;祭祀夫姓名&gt;</w:t>
                       </w:r>
                     </w:p>
                     <w:p>
                       <w:pPr>
                         <w:ind w:firstLine="7480" w:firstLineChars="1700"/>
                         <w:rPr>
-                          <w:rFonts w:hint="default" w:ascii="楷体" w:hAnsi="楷体" w:eastAsia="楷体" w:cs="楷体"/>
+                          <w:rFonts w:hint="eastAsia" w:ascii="楷体" w:hAnsi="楷体" w:eastAsia="楷体" w:cs="楷体"/>
                           <w:sz w:val="44"/>
                           <w:szCs w:val="44"/>
                           <w:lang w:val="en-US" w:eastAsia="zh-CN"/>
@@ -475,7 +455,27 @@
                           <w:szCs w:val="44"/>
                           <w:lang w:val="en-US" w:eastAsia="zh-CN"/>
                         </w:rPr>
-                        <w:t>媳 &lt;媳姓名&gt;</w:t>
+                        <w:t>祀               跪叩</w:t>
+                      </w:r>
+                    </w:p>
+                    <w:p>
+                      <w:pPr>
+                        <w:ind w:firstLine="7920" w:firstLineChars="1800"/>
+                        <w:rPr>
+                          <w:rFonts w:hint="default" w:ascii="楷体" w:hAnsi="楷体" w:eastAsia="楷体" w:cs="楷体"/>
+                          <w:sz w:val="44"/>
+                          <w:szCs w:val="44"/>
+                          <w:lang w:val="en-US" w:eastAsia="zh-CN"/>
+                        </w:rPr>
+                      </w:pPr>
+                      <w:r>
+                        <w:rPr>
+                          <w:rFonts w:hint="eastAsia" w:ascii="楷体" w:hAnsi="楷体" w:eastAsia="楷体" w:cs="楷体"/>
+                          <w:sz w:val="44"/>
+                          <w:szCs w:val="44"/>
+                          <w:lang w:val="en-US" w:eastAsia="zh-CN"/>
+                        </w:rPr>
+                        <w:t>媳 &lt;祭祀妻姓名&gt;</w:t>
                       </w:r>
                     </w:p>
                     <w:p>

--- a/sichuan/bazhong/pingchang/烧袱子格式模板之与母亲-简体中文.docx
+++ b/sichuan/bazhong/pingchang/烧袱子格式模板之与母亲-简体中文.docx
@@ -267,7 +267,7 @@
                                 <w:szCs w:val="44"/>
                                 <w:lang w:val="en-US" w:eastAsia="zh-CN"/>
                               </w:rPr>
-                              <w:t>公元二零二五年农历七月十四日 墓前化帛</w:t>
+                              <w:t>天运丙午年七月十四日 坟前化帛</w:t>
                             </w:r>
                           </w:p>
                         </w:txbxContent>
@@ -495,7 +495,7 @@
                           <w:szCs w:val="44"/>
                           <w:lang w:val="en-US" w:eastAsia="zh-CN"/>
                         </w:rPr>
-                        <w:t>公元二零二五年农历七月十四日 墓前化帛</w:t>
+                        <w:t>天运丙午年七月十四日 坟前化帛</w:t>
                       </w:r>
                     </w:p>
                   </w:txbxContent>

--- a/sichuan/bazhong/pingchang/烧袱子格式模板之与母亲-简体中文.docx
+++ b/sichuan/bazhong/pingchang/烧袱子格式模板之与母亲-简体中文.docx
@@ -1,6 +1,6 @@
 
 <file path=word/document.xml><?xml version="1.0" encoding="utf-8"?>
-<w:document xmlns:wpc="http://schemas.microsoft.com/office/word/2010/wordprocessingCanvas" xmlns:cx="http://schemas.microsoft.com/office/drawing/2014/chartex" xmlns:cx1="http://schemas.microsoft.com/office/drawing/2015/9/8/chartex" xmlns:cx2="http://schemas.microsoft.com/office/drawing/2015/10/21/chartex" xmlns:cx3="http://schemas.microsoft.com/office/drawing/2016/5/9/chartex" xmlns:cx4="http://schemas.microsoft.com/office/drawing/2016/5/10/chartex" xmlns:cx5="http://schemas.microsoft.com/office/drawing/2016/5/11/chartex" xmlns:cx6="http://schemas.microsoft.com/office/drawing/2016/5/12/chartex" xmlns:cx7="http://schemas.microsoft.com/office/drawing/2016/5/13/chartex" xmlns:cx8="http://schemas.microsoft.com/office/drawing/2016/5/14/chartex" xmlns:mc="http://schemas.openxmlformats.org/markup-compatibility/2006" xmlns:o="urn:schemas-microsoft-com:office:office" xmlns:r="http://schemas.openxmlformats.org/officeDocument/2006/relationships" xmlns:m="http://schemas.openxmlformats.org/officeDocument/2006/math" xmlns:v="urn:schemas-microsoft-com:vml" xmlns:wp14="http://schemas.microsoft.com/office/word/2010/wordprocessingDrawing" xmlns:wp="http://schemas.openxmlformats.org/drawingml/2006/wordprocessingDrawing" xmlns:w="http://schemas.openxmlformats.org/wordprocessingml/2006/main" xmlns:w14="http://schemas.microsoft.com/office/word/2010/wordml" xmlns:w10="urn:schemas-microsoft-com:office:word" xmlns:w15="http://schemas.microsoft.com/office/word/2012/wordml" xmlns:wpg="http://schemas.microsoft.com/office/word/2010/wordprocessingGroup" xmlns:wpi="http://schemas.microsoft.com/office/word/2010/wordprocessingInk" xmlns:wne="http://schemas.microsoft.com/office/word/2006/wordml" xmlns:wps="http://schemas.microsoft.com/office/word/2010/wordprocessingShape" xmlns:wpsCustomData="http://www.wps.cn/officeDocument/2013/wpsCustomData" mc:Ignorable="w14 w15 wp14">
+<w:document xmlns:wpc="http://schemas.microsoft.com/office/word/2010/wordprocessingCanvas" xmlns:mc="http://schemas.openxmlformats.org/markup-compatibility/2006" xmlns:o="urn:schemas-microsoft-com:office:office" xmlns:r="http://schemas.openxmlformats.org/officeDocument/2006/relationships" xmlns:m="http://schemas.openxmlformats.org/officeDocument/2006/math" xmlns:v="urn:schemas-microsoft-com:vml" xmlns:wp14="http://schemas.microsoft.com/office/word/2010/wordprocessingDrawing" xmlns:wp="http://schemas.openxmlformats.org/drawingml/2006/wordprocessingDrawing" xmlns:w="http://schemas.openxmlformats.org/wordprocessingml/2006/main" xmlns:w14="http://schemas.microsoft.com/office/word/2010/wordml" xmlns:w10="urn:schemas-microsoft-com:office:word" xmlns:w15="http://schemas.microsoft.com/office/word/2012/wordml" xmlns:wpg="http://schemas.microsoft.com/office/word/2010/wordprocessingGroup" xmlns:wpi="http://schemas.microsoft.com/office/word/2010/wordprocessingInk" xmlns:wne="http://schemas.microsoft.com/office/word/2006/wordml" xmlns:wps="http://schemas.microsoft.com/office/word/2010/wordprocessingShape" xmlns:wpsCustomData="http://www.wps.cn/officeDocument/2013/wpsCustomData" mc:Ignorable="w14 w15 wp14">
   <w:body>
     <w:p>
       <w:bookmarkStart w:id="0" w:name="_GoBack"/>
@@ -267,7 +267,7 @@
                                 <w:szCs w:val="44"/>
                                 <w:lang w:val="en-US" w:eastAsia="zh-CN"/>
                               </w:rPr>
-                              <w:t>天运丙午年七月十四日 坟前化帛</w:t>
+                              <w:t>天运&lt;干支&gt;年七月十四日 坟前化帛</w:t>
                             </w:r>
                           </w:p>
                         </w:txbxContent>
@@ -495,7 +495,7 @@
                           <w:szCs w:val="44"/>
                           <w:lang w:val="en-US" w:eastAsia="zh-CN"/>
                         </w:rPr>
-                        <w:t>天运丙午年七月十四日 坟前化帛</w:t>
+                        <w:t>天运&lt;干支&gt;年七月十四日 坟前化帛</w:t>
                       </w:r>
                     </w:p>
                   </w:txbxContent>

--- a/sichuan/bazhong/pingchang/烧袱子格式模板之与母亲-简体中文.docx
+++ b/sichuan/bazhong/pingchang/烧袱子格式模板之与母亲-简体中文.docx
@@ -267,7 +267,7 @@
                                 <w:szCs w:val="44"/>
                                 <w:lang w:val="en-US" w:eastAsia="zh-CN"/>
                               </w:rPr>
-                              <w:t>天运&lt;干支&gt;年七月十四日 坟前化帛</w:t>
+                              <w:t>天运&lt;干支&gt;年七月十四日 &lt;化帛地&gt;化帛</w:t>
                             </w:r>
                           </w:p>
                         </w:txbxContent>
@@ -495,7 +495,7 @@
                           <w:szCs w:val="44"/>
                           <w:lang w:val="en-US" w:eastAsia="zh-CN"/>
                         </w:rPr>
-                        <w:t>天运&lt;干支&gt;年七月十四日 坟前化帛</w:t>
+                        <w:t>天运&lt;干支&gt;年七月十四日 &lt;化帛地&gt;化帛</w:t>
                       </w:r>
                     </w:p>
                   </w:txbxContent>
